--- a/Fase 2/Evidencias Individuales/Ocampo_Apolo_2.1_APT122_DiarioReflexionFase2.docx
+++ b/Fase 2/Evidencias Individuales/Ocampo_Apolo_2.1_APT122_DiarioReflexionFase2.docx
@@ -249,18 +249,6 @@
         </w:rPr>
       </w:pPr>
     </w:p>
-    <w:p>
-      <w:pPr>
-        <w:spacing w:after="0" w:line="360" w:lineRule="auto"/>
-        <w:jc w:val="both"/>
-        <w:rPr>
-          <w:b/>
-          <w:bCs/>
-          <w:sz w:val="24"/>
-          <w:szCs w:val="24"/>
-        </w:rPr>
-      </w:pPr>
-    </w:p>
     <w:tbl>
       <w:tblPr>
         <w:tblStyle w:val="Tablaconcuadrcula"/>
@@ -517,16 +505,7 @@
                 <w:sz w:val="24"/>
                 <w:szCs w:val="24"/>
               </w:rPr>
-              <w:t xml:space="preserve">Respuesta: </w:t>
-            </w:r>
-            <w:r>
-              <w:rPr>
-                <w:rFonts w:eastAsiaTheme="majorEastAsia"/>
-                <w:color w:val="767171" w:themeColor="background2" w:themeShade="80"/>
-                <w:sz w:val="24"/>
-                <w:szCs w:val="24"/>
-              </w:rPr>
-              <w:t xml:space="preserve">Por el momento, sólo le he estado dando prioridad a la práctica más el informe, junto con los trabajos y pruebas del ramo, más de realizar las capacitaciones que nos dan Duoc con </w:t>
+              <w:t xml:space="preserve">Respuesta: Por el momento, sólo le he estado dando prioridad a la práctica más el informe, junto con los trabajos y pruebas del ramo, más de realizar las capacitaciones que nos dan Duoc con </w:t>
             </w:r>
             <w:proofErr w:type="spellStart"/>
             <w:r>
@@ -563,102 +542,6 @@
         </w:tc>
       </w:tr>
     </w:tbl>
-    <w:p>
-      <w:pPr>
-        <w:spacing w:after="0" w:line="360" w:lineRule="auto"/>
-        <w:jc w:val="both"/>
-        <w:rPr>
-          <w:color w:val="595959" w:themeColor="text1" w:themeTint="A6"/>
-          <w:sz w:val="24"/>
-          <w:szCs w:val="24"/>
-          <w:lang w:eastAsia="ja-JP"/>
-        </w:rPr>
-      </w:pPr>
-    </w:p>
-    <w:p>
-      <w:pPr>
-        <w:spacing w:after="0" w:line="360" w:lineRule="auto"/>
-        <w:jc w:val="both"/>
-        <w:rPr>
-          <w:b/>
-          <w:bCs/>
-          <w:sz w:val="24"/>
-          <w:szCs w:val="24"/>
-        </w:rPr>
-      </w:pPr>
-    </w:p>
-    <w:p>
-      <w:pPr>
-        <w:spacing w:after="0" w:line="360" w:lineRule="auto"/>
-        <w:jc w:val="both"/>
-        <w:rPr>
-          <w:b/>
-          <w:bCs/>
-          <w:sz w:val="24"/>
-          <w:szCs w:val="24"/>
-        </w:rPr>
-      </w:pPr>
-    </w:p>
-    <w:p>
-      <w:pPr>
-        <w:spacing w:after="0" w:line="360" w:lineRule="auto"/>
-        <w:jc w:val="both"/>
-        <w:rPr>
-          <w:b/>
-          <w:bCs/>
-          <w:sz w:val="24"/>
-          <w:szCs w:val="24"/>
-        </w:rPr>
-      </w:pPr>
-    </w:p>
-    <w:p>
-      <w:pPr>
-        <w:spacing w:after="0" w:line="360" w:lineRule="auto"/>
-        <w:jc w:val="both"/>
-        <w:rPr>
-          <w:b/>
-          <w:bCs/>
-          <w:sz w:val="24"/>
-          <w:szCs w:val="24"/>
-        </w:rPr>
-      </w:pPr>
-    </w:p>
-    <w:p>
-      <w:pPr>
-        <w:spacing w:after="0" w:line="360" w:lineRule="auto"/>
-        <w:jc w:val="both"/>
-        <w:rPr>
-          <w:b/>
-          <w:bCs/>
-          <w:sz w:val="24"/>
-          <w:szCs w:val="24"/>
-        </w:rPr>
-      </w:pPr>
-    </w:p>
-    <w:p>
-      <w:pPr>
-        <w:spacing w:after="0" w:line="360" w:lineRule="auto"/>
-        <w:jc w:val="both"/>
-        <w:rPr>
-          <w:b/>
-          <w:bCs/>
-          <w:sz w:val="24"/>
-          <w:szCs w:val="24"/>
-        </w:rPr>
-      </w:pPr>
-    </w:p>
-    <w:p>
-      <w:pPr>
-        <w:spacing w:after="0" w:line="360" w:lineRule="auto"/>
-        <w:jc w:val="both"/>
-        <w:rPr>
-          <w:b/>
-          <w:bCs/>
-          <w:sz w:val="24"/>
-          <w:szCs w:val="24"/>
-        </w:rPr>
-      </w:pPr>
-    </w:p>
     <w:p>
       <w:pPr>
         <w:spacing w:after="0" w:line="360" w:lineRule="auto"/>
@@ -721,7 +604,7 @@
       </w:tr>
       <w:tr>
         <w:trPr>
-          <w:trHeight w:val="1624"/>
+          <w:trHeight w:val="899"/>
         </w:trPr>
         <w:tc>
           <w:tcPr>
@@ -808,7 +691,7 @@
                 <w:sz w:val="24"/>
                 <w:szCs w:val="24"/>
               </w:rPr>
-              <w:t xml:space="preserve">Respuesta: </w:t>
+              <w:t xml:space="preserve">Respuesta: Encuentro que he logrado una buena dinámica e interfaz del proyecto, lo cual evalúo mi trabajo de buena manera, ya que le he puesto cariño y perfeccionismo. He buscado e implementado </w:t>
             </w:r>
             <w:r>
               <w:rPr>
@@ -817,35 +700,22 @@
                 <w:sz w:val="24"/>
                 <w:szCs w:val="24"/>
               </w:rPr>
-              <w:t>Encuentro que he logrado una buena dinámica e interfaz del proyecto, lo cual evalúo mi trabajo de buena manera, ya que le he puesto cariño y perfeccionismo. He buscado e implementado cada detalle dentro del videojuego para que sea llamativo, pero hay interacciones que aún faltan mejorar y no le he dedicado tiempo.</w:t>
+              <w:lastRenderedPageBreak/>
+              <w:t>cada detalle dentro del videojuego para que sea llamativo, pero hay interacciones que aún faltan mejorar y no le he dedicado tiempo</w:t>
             </w:r>
-          </w:p>
-          <w:p>
-            <w:pPr>
-              <w:jc w:val="both"/>
+            <w:r>
               <w:rPr>
-                <w:rFonts w:ascii="Calibri" w:hAnsi="Calibri"/>
-                <w:b/>
-                <w:bCs/>
-                <w:color w:val="1F4E79" w:themeColor="accent1" w:themeShade="80"/>
+                <w:rFonts w:eastAsiaTheme="majorEastAsia"/>
+                <w:color w:val="767171" w:themeColor="background2" w:themeShade="80"/>
+                <w:sz w:val="24"/>
+                <w:szCs w:val="24"/>
               </w:rPr>
-            </w:pPr>
+              <w:t>.</w:t>
+            </w:r>
           </w:p>
         </w:tc>
       </w:tr>
     </w:tbl>
-    <w:p>
-      <w:pPr>
-        <w:spacing w:after="0" w:line="360" w:lineRule="auto"/>
-        <w:jc w:val="both"/>
-        <w:rPr>
-          <w:color w:val="595959" w:themeColor="text1" w:themeTint="A6"/>
-          <w:sz w:val="24"/>
-          <w:szCs w:val="24"/>
-          <w:lang w:eastAsia="ja-JP"/>
-        </w:rPr>
-      </w:pPr>
-    </w:p>
     <w:p/>
     <w:tbl>
       <w:tblPr>
@@ -952,16 +822,7 @@
                 <w:sz w:val="24"/>
                 <w:szCs w:val="24"/>
               </w:rPr>
-              <w:t xml:space="preserve">Respuesta: </w:t>
-            </w:r>
-            <w:r>
-              <w:rPr>
-                <w:rFonts w:eastAsiaTheme="majorEastAsia"/>
-                <w:color w:val="767171" w:themeColor="background2" w:themeShade="80"/>
-                <w:sz w:val="24"/>
-                <w:szCs w:val="24"/>
-              </w:rPr>
-              <w:t>Quizás unas de mis inquietudes que más me da vuelta en la cabeza es el de cómo debe quedar el proyecto final, cuáles son las expectativas del docente. Qué es lo que exigen como mínimo para ser un buen proyecto de título.</w:t>
+              <w:t>Respuesta: Quizás unas de mis inquietudes que más me da vuelta en la cabeza es el de cómo debe quedar el proyecto final, cuáles son las expectativas del docente. Qué es lo que exigen como mínimo para ser un buen proyecto de título.</w:t>
             </w:r>
           </w:p>
           <w:p>
@@ -978,18 +839,6 @@
         </w:tc>
       </w:tr>
     </w:tbl>
-    <w:p>
-      <w:pPr>
-        <w:spacing w:after="0" w:line="360" w:lineRule="auto"/>
-        <w:jc w:val="both"/>
-        <w:rPr>
-          <w:color w:val="595959" w:themeColor="text1" w:themeTint="A6"/>
-          <w:sz w:val="24"/>
-          <w:szCs w:val="24"/>
-          <w:lang w:eastAsia="ja-JP"/>
-        </w:rPr>
-      </w:pPr>
-    </w:p>
     <w:p>
       <w:pPr>
         <w:spacing w:after="0" w:line="360" w:lineRule="auto"/>
@@ -1107,36 +956,7 @@
                 <w:sz w:val="24"/>
                 <w:szCs w:val="24"/>
               </w:rPr>
-              <w:t xml:space="preserve">Respuesta: </w:t>
-            </w:r>
-            <w:r>
-              <w:rPr>
-                <w:rFonts w:eastAsiaTheme="majorEastAsia"/>
-                <w:color w:val="767171" w:themeColor="background2" w:themeShade="80"/>
-                <w:sz w:val="24"/>
-                <w:szCs w:val="24"/>
-              </w:rPr>
-              <w:t xml:space="preserve">Considero que hemos trabajado muy bien con las actividades que nos distribuimos, e incluso nos apoyamos y nos vamos hemos ido entregando ideas, para lograr avanzar mejor, además de que ayuda bastante que todos estemos involucrados directamente en cada </w:t>
-            </w:r>
-            <w:proofErr w:type="gramStart"/>
-            <w:r>
-              <w:rPr>
-                <w:rFonts w:eastAsiaTheme="majorEastAsia"/>
-                <w:color w:val="767171" w:themeColor="background2" w:themeShade="80"/>
-                <w:sz w:val="24"/>
-                <w:szCs w:val="24"/>
-              </w:rPr>
-              <w:t>uno</w:t>
-            </w:r>
-            <w:proofErr w:type="gramEnd"/>
-            <w:r>
-              <w:rPr>
-                <w:rFonts w:eastAsiaTheme="majorEastAsia"/>
-                <w:color w:val="767171" w:themeColor="background2" w:themeShade="80"/>
-                <w:sz w:val="24"/>
-                <w:szCs w:val="24"/>
-              </w:rPr>
-              <w:t xml:space="preserve"> de las actividades del proyecto.</w:t>
+              <w:t>Respuesta: Considero que hemos trabajado muy bien con las actividades que nos distribuimos, e incluso nos apoyamos y nos vamos hemos ido entregando ideas, para lograr avanzar mejor, además de que ayuda bastante que todos estemos involucrados directamente en cada uno de las actividades del proyecto.</w:t>
             </w:r>
           </w:p>
           <w:p>
@@ -1153,37 +973,6 @@
         </w:tc>
       </w:tr>
     </w:tbl>
-    <w:p>
-      <w:pPr>
-        <w:spacing w:after="0" w:line="360" w:lineRule="auto"/>
-        <w:jc w:val="both"/>
-        <w:rPr>
-          <w:color w:val="595959" w:themeColor="text1" w:themeTint="A6"/>
-          <w:sz w:val="24"/>
-          <w:szCs w:val="24"/>
-          <w:lang w:eastAsia="ja-JP"/>
-        </w:rPr>
-      </w:pPr>
-    </w:p>
-    <w:p>
-      <w:pPr>
-        <w:rPr>
-          <w:b/>
-          <w:bCs/>
-          <w:sz w:val="24"/>
-          <w:szCs w:val="24"/>
-        </w:rPr>
-      </w:pPr>
-      <w:r>
-        <w:rPr>
-          <w:b/>
-          <w:bCs/>
-          <w:sz w:val="24"/>
-          <w:szCs w:val="24"/>
-        </w:rPr>
-        <w:br w:type="page"/>
-      </w:r>
-    </w:p>
     <w:p>
       <w:pPr>
         <w:spacing w:after="0" w:line="360" w:lineRule="auto"/>
@@ -1247,18 +1036,8 @@
                 <w:sz w:val="24"/>
                 <w:szCs w:val="24"/>
               </w:rPr>
-              <w:t xml:space="preserve">. </w:t>
+              <w:t>. APT  grupal</w:t>
             </w:r>
-            <w:proofErr w:type="gramStart"/>
-            <w:r>
-              <w:rPr>
-                <w:rFonts w:eastAsiaTheme="majorEastAsia"/>
-                <w:sz w:val="24"/>
-                <w:szCs w:val="24"/>
-              </w:rPr>
-              <w:t>APT  grupal</w:t>
-            </w:r>
-            <w:proofErr w:type="gramEnd"/>
           </w:p>
         </w:tc>
       </w:tr>
@@ -1321,7 +1100,6 @@
               </w:rPr>
               <w:t xml:space="preserve">Evalúo que ha sido un buen trabajo en grupo. Tenemos una buena comunicación, confianza y buen trabajo en equipo. Lo único que fallamos es en coincidir en el tiempo, ya que no contamos con los </w:t>
             </w:r>
-            <w:proofErr w:type="gramStart"/>
             <w:r>
               <w:rPr>
                 <w:rFonts w:eastAsiaTheme="majorEastAsia"/>
@@ -1329,9 +1107,8 @@
                 <w:sz w:val="24"/>
                 <w:szCs w:val="24"/>
               </w:rPr>
-              <w:t>mismo horarios libres</w:t>
+              <w:t>mismos horarios libres</w:t>
             </w:r>
-            <w:proofErr w:type="gramEnd"/>
             <w:r>
               <w:rPr>
                 <w:rFonts w:eastAsiaTheme="majorEastAsia"/>
@@ -1640,7 +1417,7 @@
             </mc:Choice>
             <mc:Fallback>
               <w:pict>
-                <v:group w14:anchorId="51D00065" id="Grupo 32" o:spid="_x0000_s1026" style="position:absolute;margin-left:0;margin-top:0;width:610.5pt;height:15pt;z-index:251659264;mso-width-percent:1000;mso-position-horizontal:center;mso-position-horizontal-relative:page;mso-position-vertical:center;mso-position-vertical-relative:bottom-margin-area;mso-width-percent:1000" coordorigin=",14970" coordsize="12255,300" o:gfxdata="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">
+                <v:group w14:anchorId="51D00065" id="Grupo 32" o:spid="_x0000_s1026" style="position:absolute;margin-left:0;margin-top:0;width:610.5pt;height:15pt;z-index:251659264;mso-width-percent:1000;mso-position-horizontal:center;mso-position-horizontal-relative:page;mso-position-vertical:center;mso-position-vertical-relative:bottom-margin-area;mso-width-percent:1000" coordorigin=",14970" coordsize="12255,300" o:gfxdata="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">
                   <v:shapetype id="_x0000_t202" coordsize="21600,21600" o:spt="202" path="m,l,21600r21600,l21600,xe">
                     <v:stroke joinstyle="miter"/>
                     <v:path gradientshapeok="t" o:connecttype="rect"/>
@@ -8601,25 +8378,6 @@
 </file>
 
 <file path=customXml/item1.xml><?xml version="1.0" encoding="utf-8"?>
-<b:Sources xmlns:b="http://schemas.openxmlformats.org/officeDocument/2006/bibliography" xmlns="http://schemas.openxmlformats.org/officeDocument/2006/bibliography" SelectedStyle="\APASixthEditionOfficeOnline.xsl" StyleName="APA" Version="6"/>
-</file>
-
-<file path=customXml/item2.xml><?xml version="1.0" encoding="utf-8"?>
-<?mso-contentType ?>
-<FormTemplates xmlns="http://schemas.microsoft.com/sharepoint/v3/contenttype/forms">
-  <Display>DocumentLibraryForm</Display>
-  <Edit>DocumentLibraryForm</Edit>
-  <New>DocumentLibraryForm</New>
-</FormTemplates>
-</file>
-
-<file path=customXml/item3.xml><?xml version="1.0" encoding="utf-8"?>
-<p:properties xmlns:p="http://schemas.microsoft.com/office/2006/metadata/properties" xmlns:xsi="http://www.w3.org/2001/XMLSchema-instance" xmlns:pc="http://schemas.microsoft.com/office/infopath/2007/PartnerControls">
-  <documentManagement/>
-</p:properties>
-</file>
-
-<file path=customXml/item4.xml><?xml version="1.0" encoding="utf-8"?>
 <ct:contentTypeSchema xmlns:ct="http://schemas.microsoft.com/office/2006/metadata/contentType" xmlns:ma="http://schemas.microsoft.com/office/2006/metadata/properties/metaAttributes" ct:_="" ma:_="" ma:contentTypeName="Documento" ma:contentTypeID="0x010100E96778489EE7714D8BD12CC105EB918B" ma:contentTypeVersion="2" ma:contentTypeDescription="Crear nuevo documento." ma:contentTypeScope="" ma:versionID="416c5c7ae9b5d54d83875cd3c65194e3">
   <xsd:schema xmlns:xsd="http://www.w3.org/2001/XMLSchema" xmlns:xs="http://www.w3.org/2001/XMLSchema" xmlns:p="http://schemas.microsoft.com/office/2006/metadata/properties" xmlns:ns2="126e8a1c-9ea9-435a-ac89-d06c80d62e30" targetNamespace="http://schemas.microsoft.com/office/2006/metadata/properties" ma:root="true" ma:fieldsID="70a237c842677bd850644f8595079f5e" ns2:_="">
     <xsd:import namespace="126e8a1c-9ea9-435a-ac89-d06c80d62e30"/>
@@ -8751,32 +8509,26 @@
 </ct:contentTypeSchema>
 </file>
 
-<file path=customXml/itemProps1.xml><?xml version="1.0" encoding="utf-8"?>
-<ds:datastoreItem xmlns:ds="http://schemas.openxmlformats.org/officeDocument/2006/customXml" ds:itemID="{FBD61725-A60E-40F3-AB5D-0E7F797DD77D}">
-  <ds:schemaRefs>
-    <ds:schemaRef ds:uri="http://schemas.openxmlformats.org/officeDocument/2006/bibliography"/>
-  </ds:schemaRefs>
-</ds:datastoreItem>
+<file path=customXml/item2.xml><?xml version="1.0" encoding="utf-8"?>
+<p:properties xmlns:p="http://schemas.microsoft.com/office/2006/metadata/properties" xmlns:xsi="http://www.w3.org/2001/XMLSchema-instance" xmlns:pc="http://schemas.microsoft.com/office/infopath/2007/PartnerControls">
+  <documentManagement/>
+</p:properties>
 </file>
 
-<file path=customXml/itemProps2.xml><?xml version="1.0" encoding="utf-8"?>
-<ds:datastoreItem xmlns:ds="http://schemas.openxmlformats.org/officeDocument/2006/customXml" ds:itemID="{DABAA964-10BA-4DBC-ABF2-CDEAC0FAF7AA}">
-  <ds:schemaRefs>
-    <ds:schemaRef ds:uri="http://schemas.microsoft.com/sharepoint/v3/contenttype/forms"/>
-  </ds:schemaRefs>
-</ds:datastoreItem>
+<file path=customXml/item3.xml><?xml version="1.0" encoding="utf-8"?>
+<?mso-contentType ?>
+<FormTemplates xmlns="http://schemas.microsoft.com/sharepoint/v3/contenttype/forms">
+  <Display>DocumentLibraryForm</Display>
+  <Edit>DocumentLibraryForm</Edit>
+  <New>DocumentLibraryForm</New>
+</FormTemplates>
 </file>
 
-<file path=customXml/itemProps3.xml><?xml version="1.0" encoding="utf-8"?>
-<ds:datastoreItem xmlns:ds="http://schemas.openxmlformats.org/officeDocument/2006/customXml" ds:itemID="{5F1783E3-BA1C-4CA3-8E32-C9B378BBED03}">
-  <ds:schemaRefs>
-    <ds:schemaRef ds:uri="http://schemas.microsoft.com/office/2006/metadata/properties"/>
-    <ds:schemaRef ds:uri="http://schemas.microsoft.com/office/infopath/2007/PartnerControls"/>
-  </ds:schemaRefs>
-</ds:datastoreItem>
+<file path=customXml/item4.xml><?xml version="1.0" encoding="utf-8"?>
+<b:Sources xmlns:b="http://schemas.openxmlformats.org/officeDocument/2006/bibliography" xmlns="http://schemas.openxmlformats.org/officeDocument/2006/bibliography" SelectedStyle="\APASixthEditionOfficeOnline.xsl" StyleName="APA" Version="6"/>
 </file>
 
-<file path=customXml/itemProps4.xml><?xml version="1.0" encoding="utf-8"?>
+<file path=customXml/itemProps1.xml><?xml version="1.0" encoding="utf-8"?>
 <ds:datastoreItem xmlns:ds="http://schemas.openxmlformats.org/officeDocument/2006/customXml" ds:itemID="{DF0582E6-0C2C-40A6-8E3D-E410E41021C1}">
   <ds:schemaRefs>
     <ds:schemaRef ds:uri="http://schemas.microsoft.com/office/2006/metadata/contentType"/>
@@ -8792,4 +8544,29 @@
     <ds:schemaRef ds:uri="http://schemas.microsoft.com/internal/obd"/>
   </ds:schemaRefs>
 </ds:datastoreItem>
+</file>
+
+<file path=customXml/itemProps2.xml><?xml version="1.0" encoding="utf-8"?>
+<ds:datastoreItem xmlns:ds="http://schemas.openxmlformats.org/officeDocument/2006/customXml" ds:itemID="{5F1783E3-BA1C-4CA3-8E32-C9B378BBED03}">
+  <ds:schemaRefs>
+    <ds:schemaRef ds:uri="http://schemas.microsoft.com/office/2006/metadata/properties"/>
+    <ds:schemaRef ds:uri="http://schemas.microsoft.com/office/infopath/2007/PartnerControls"/>
+  </ds:schemaRefs>
+</ds:datastoreItem>
+</file>
+
+<file path=customXml/itemProps3.xml><?xml version="1.0" encoding="utf-8"?>
+<ds:datastoreItem xmlns:ds="http://schemas.openxmlformats.org/officeDocument/2006/customXml" ds:itemID="{DABAA964-10BA-4DBC-ABF2-CDEAC0FAF7AA}">
+  <ds:schemaRefs>
+    <ds:schemaRef ds:uri="http://schemas.microsoft.com/sharepoint/v3/contenttype/forms"/>
+  </ds:schemaRefs>
+</ds:datastoreItem>
+</file>
+
+<file path=customXml/itemProps4.xml><?xml version="1.0" encoding="utf-8"?>
+<ds:datastoreItem xmlns:ds="http://schemas.openxmlformats.org/officeDocument/2006/customXml" ds:itemID="{FBD61725-A60E-40F3-AB5D-0E7F797DD77D}">
+  <ds:schemaRefs>
+    <ds:schemaRef ds:uri="http://schemas.openxmlformats.org/officeDocument/2006/bibliography"/>
+  </ds:schemaRefs>
+</ds:datastoreItem>
 </file>